--- a/a7/build/out/u4/A7 4  Reference Sheet.docx
+++ b/a7/build/out/u4/A7 4  Reference Sheet.docx
@@ -991,93 +991,7 @@
           <w:color w:val="1A1A1A"/>
           <w:sz w:val="22"/>
         </w:rPr>
-        <w:t xml:space="preserve">  That is the benchmark's own rule, so a test item will never ask you to add </w:t>
-      </w:r>
-      <w:r>
-        <w:drawing>
-          <wp:inline xmlns:a="http://schemas.openxmlformats.org/drawingml/2006/main" xmlns:pic="http://schemas.openxmlformats.org/drawingml/2006/picture">
-            <wp:extent cx="198120" cy="143256"/>
-            <wp:docPr id="5" name="Picture 5"/>
-            <wp:cNvGraphicFramePr>
-              <a:graphicFrameLocks noChangeAspect="1"/>
-            </wp:cNvGraphicFramePr>
-            <a:graphic>
-              <a:graphicData uri="http://schemas.openxmlformats.org/drawingml/2006/picture">
-                <pic:pic>
-                  <pic:nvPicPr>
-                    <pic:cNvPr id="0" name="82b42e23c2eb7d83.png"/>
-                    <pic:cNvPicPr/>
-                  </pic:nvPicPr>
-                  <pic:blipFill>
-                    <a:blip r:embed="rId13"/>
-                    <a:stretch>
-                      <a:fillRect/>
-                    </a:stretch>
-                  </pic:blipFill>
-                  <pic:spPr>
-                    <a:xfrm>
-                      <a:off x="0" y="0"/>
-                      <a:ext cx="198120" cy="143256"/>
-                    </a:xfrm>
-                    <a:prstGeom prst="rect"/>
-                  </pic:spPr>
-                </pic:pic>
-              </a:graphicData>
-            </a:graphic>
-          </wp:inline>
-        </w:drawing>
-      </w:r>
-      <w:r>
-        <w:rPr>
-          <w:b w:val="0"/>
-          <w:i w:val="0"/>
-          <w:color w:val="1A1A1A"/>
-          <w:sz w:val="22"/>
-        </w:rPr>
-        <w:t xml:space="preserve"> to </w:t>
-      </w:r>
-      <w:r>
-        <w:drawing>
-          <wp:inline xmlns:a="http://schemas.openxmlformats.org/drawingml/2006/main" xmlns:pic="http://schemas.openxmlformats.org/drawingml/2006/picture">
-            <wp:extent cx="201168" cy="143256"/>
-            <wp:docPr id="6" name="Picture 6"/>
-            <wp:cNvGraphicFramePr>
-              <a:graphicFrameLocks noChangeAspect="1"/>
-            </wp:cNvGraphicFramePr>
-            <a:graphic>
-              <a:graphicData uri="http://schemas.openxmlformats.org/drawingml/2006/picture">
-                <pic:pic>
-                  <pic:nvPicPr>
-                    <pic:cNvPr id="0" name="92438f34fd5944e3.png"/>
-                    <pic:cNvPicPr/>
-                  </pic:nvPicPr>
-                  <pic:blipFill>
-                    <a:blip r:embed="rId14"/>
-                    <a:stretch>
-                      <a:fillRect/>
-                    </a:stretch>
-                  </pic:blipFill>
-                  <pic:spPr>
-                    <a:xfrm>
-                      <a:off x="0" y="0"/>
-                      <a:ext cx="201168" cy="143256"/>
-                    </a:xfrm>
-                    <a:prstGeom prst="rect"/>
-                  </pic:spPr>
-                </pic:pic>
-              </a:graphicData>
-            </a:graphic>
-          </wp:inline>
-        </w:drawing>
-      </w:r>
-      <w:r>
-        <w:rPr>
-          <w:b w:val="0"/>
-          <w:i w:val="0"/>
-          <w:color w:val="1A1A1A"/>
-          <w:sz w:val="22"/>
-        </w:rPr>
-        <w:t>. Multiplication and division have no such limit.</w:t>
+        <w:t xml:space="preserve">  That is the benchmark's own rule; an item that breaks it is worked the same way, powers matched first. Multiplication and division have no such limit.</w:t>
       </w:r>
     </w:p>
     <w:p>
@@ -1336,7 +1250,7 @@
               <w:drawing>
                 <wp:inline xmlns:a="http://schemas.openxmlformats.org/drawingml/2006/main" xmlns:pic="http://schemas.openxmlformats.org/drawingml/2006/picture">
                   <wp:extent cx="649224" cy="137160"/>
-                  <wp:docPr id="7" name="Picture 7"/>
+                  <wp:docPr id="5" name="Picture 5"/>
                   <wp:cNvGraphicFramePr>
                     <a:graphicFrameLocks noChangeAspect="1"/>
                   </wp:cNvGraphicFramePr>
@@ -1348,7 +1262,7 @@
                           <pic:cNvPicPr/>
                         </pic:nvPicPr>
                         <pic:blipFill>
-                          <a:blip r:embed="rId15"/>
+                          <a:blip r:embed="rId13"/>
                           <a:stretch>
                             <a:fillRect/>
                           </a:stretch>
@@ -1459,7 +1373,7 @@
               <w:drawing>
                 <wp:inline xmlns:a="http://schemas.openxmlformats.org/drawingml/2006/main" xmlns:pic="http://schemas.openxmlformats.org/drawingml/2006/picture">
                   <wp:extent cx="804672" cy="118872"/>
-                  <wp:docPr id="8" name="Picture 8"/>
+                  <wp:docPr id="6" name="Picture 6"/>
                   <wp:cNvGraphicFramePr>
                     <a:graphicFrameLocks noChangeAspect="1"/>
                   </wp:cNvGraphicFramePr>
@@ -1471,7 +1385,7 @@
                           <pic:cNvPicPr/>
                         </pic:nvPicPr>
                         <pic:blipFill>
-                          <a:blip r:embed="rId16"/>
+                          <a:blip r:embed="rId14"/>
                           <a:stretch>
                             <a:fillRect/>
                           </a:stretch>
@@ -1582,7 +1496,7 @@
               <w:drawing>
                 <wp:inline xmlns:a="http://schemas.openxmlformats.org/drawingml/2006/main" xmlns:pic="http://schemas.openxmlformats.org/drawingml/2006/picture">
                   <wp:extent cx="728472" cy="118872"/>
-                  <wp:docPr id="9" name="Picture 9"/>
+                  <wp:docPr id="7" name="Picture 7"/>
                   <wp:cNvGraphicFramePr>
                     <a:graphicFrameLocks noChangeAspect="1"/>
                   </wp:cNvGraphicFramePr>
@@ -1594,7 +1508,7 @@
                           <pic:cNvPicPr/>
                         </pic:nvPicPr>
                         <pic:blipFill>
-                          <a:blip r:embed="rId17"/>
+                          <a:blip r:embed="rId15"/>
                           <a:stretch>
                             <a:fillRect/>
                           </a:stretch>
@@ -1705,7 +1619,7 @@
               <w:drawing>
                 <wp:inline xmlns:a="http://schemas.openxmlformats.org/drawingml/2006/main" xmlns:pic="http://schemas.openxmlformats.org/drawingml/2006/picture">
                   <wp:extent cx="643128" cy="115824"/>
-                  <wp:docPr id="10" name="Picture 10"/>
+                  <wp:docPr id="8" name="Picture 8"/>
                   <wp:cNvGraphicFramePr>
                     <a:graphicFrameLocks noChangeAspect="1"/>
                   </wp:cNvGraphicFramePr>
@@ -1717,7 +1631,7 @@
                           <pic:cNvPicPr/>
                         </pic:nvPicPr>
                         <pic:blipFill>
-                          <a:blip r:embed="rId18"/>
+                          <a:blip r:embed="rId16"/>
                           <a:stretch>
                             <a:fillRect/>
                           </a:stretch>
@@ -1828,7 +1742,7 @@
               <w:drawing>
                 <wp:inline xmlns:a="http://schemas.openxmlformats.org/drawingml/2006/main" xmlns:pic="http://schemas.openxmlformats.org/drawingml/2006/picture">
                   <wp:extent cx="728472" cy="140208"/>
-                  <wp:docPr id="11" name="Picture 11"/>
+                  <wp:docPr id="9" name="Picture 9"/>
                   <wp:cNvGraphicFramePr>
                     <a:graphicFrameLocks noChangeAspect="1"/>
                   </wp:cNvGraphicFramePr>
@@ -1840,7 +1754,7 @@
                           <pic:cNvPicPr/>
                         </pic:nvPicPr>
                         <pic:blipFill>
-                          <a:blip r:embed="rId19"/>
+                          <a:blip r:embed="rId17"/>
                           <a:stretch>
                             <a:fillRect/>
                           </a:stretch>
@@ -1952,7 +1866,7 @@
         <w:drawing>
           <wp:inline xmlns:a="http://schemas.openxmlformats.org/drawingml/2006/main" xmlns:pic="http://schemas.openxmlformats.org/drawingml/2006/picture">
             <wp:extent cx="1371600" cy="140208"/>
-            <wp:docPr id="12" name="Picture 12"/>
+            <wp:docPr id="10" name="Picture 10"/>
             <wp:cNvGraphicFramePr>
               <a:graphicFrameLocks noChangeAspect="1"/>
             </wp:cNvGraphicFramePr>
@@ -1964,7 +1878,7 @@
                     <pic:cNvPicPr/>
                   </pic:nvPicPr>
                   <pic:blipFill>
-                    <a:blip r:embed="rId20"/>
+                    <a:blip r:embed="rId18"/>
                     <a:stretch>
                       <a:fillRect/>
                     </a:stretch>
@@ -1995,7 +1909,7 @@
         <w:drawing>
           <wp:inline xmlns:a="http://schemas.openxmlformats.org/drawingml/2006/main" xmlns:pic="http://schemas.openxmlformats.org/drawingml/2006/picture">
             <wp:extent cx="557784" cy="146304"/>
-            <wp:docPr id="13" name="Picture 13"/>
+            <wp:docPr id="11" name="Picture 11"/>
             <wp:cNvGraphicFramePr>
               <a:graphicFrameLocks noChangeAspect="1"/>
             </wp:cNvGraphicFramePr>
@@ -2007,7 +1921,7 @@
                     <pic:cNvPicPr/>
                   </pic:nvPicPr>
                   <pic:blipFill>
-                    <a:blip r:embed="rId21"/>
+                    <a:blip r:embed="rId19"/>
                     <a:stretch>
                       <a:fillRect/>
                     </a:stretch>
@@ -2084,7 +1998,7 @@
         <w:drawing>
           <wp:inline xmlns:a="http://schemas.openxmlformats.org/drawingml/2006/main" xmlns:pic="http://schemas.openxmlformats.org/drawingml/2006/picture">
             <wp:extent cx="576072" cy="146304"/>
-            <wp:docPr id="14" name="Picture 14"/>
+            <wp:docPr id="12" name="Picture 12"/>
             <wp:cNvGraphicFramePr>
               <a:graphicFrameLocks noChangeAspect="1"/>
             </wp:cNvGraphicFramePr>
@@ -2096,7 +2010,7 @@
                     <pic:cNvPicPr/>
                   </pic:nvPicPr>
                   <pic:blipFill>
-                    <a:blip r:embed="rId22"/>
+                    <a:blip r:embed="rId20"/>
                     <a:stretch>
                       <a:fillRect/>
                     </a:stretch>
@@ -2127,7 +2041,7 @@
         <w:drawing>
           <wp:inline xmlns:a="http://schemas.openxmlformats.org/drawingml/2006/main" xmlns:pic="http://schemas.openxmlformats.org/drawingml/2006/picture">
             <wp:extent cx="658368" cy="146304"/>
-            <wp:docPr id="15" name="Picture 15"/>
+            <wp:docPr id="13" name="Picture 13"/>
             <wp:cNvGraphicFramePr>
               <a:graphicFrameLocks noChangeAspect="1"/>
             </wp:cNvGraphicFramePr>
@@ -2139,7 +2053,7 @@
                     <pic:cNvPicPr/>
                   </pic:nvPicPr>
                   <pic:blipFill>
-                    <a:blip r:embed="rId23"/>
+                    <a:blip r:embed="rId21"/>
                     <a:stretch>
                       <a:fillRect/>
                     </a:stretch>
@@ -2226,7 +2140,7 @@
         <w:drawing>
           <wp:inline xmlns:a="http://schemas.openxmlformats.org/drawingml/2006/main" xmlns:pic="http://schemas.openxmlformats.org/drawingml/2006/picture">
             <wp:extent cx="1335024" cy="204216"/>
-            <wp:docPr id="16" name="Picture 16"/>
+            <wp:docPr id="14" name="Picture 14"/>
             <wp:cNvGraphicFramePr>
               <a:graphicFrameLocks noChangeAspect="1"/>
             </wp:cNvGraphicFramePr>
@@ -2238,7 +2152,7 @@
                     <pic:cNvPicPr/>
                   </pic:nvPicPr>
                   <pic:blipFill>
-                    <a:blip r:embed="rId24"/>
+                    <a:blip r:embed="rId22"/>
                     <a:stretch>
                       <a:fillRect/>
                     </a:stretch>
@@ -2269,7 +2183,7 @@
         <w:drawing>
           <wp:inline xmlns:a="http://schemas.openxmlformats.org/drawingml/2006/main" xmlns:pic="http://schemas.openxmlformats.org/drawingml/2006/picture">
             <wp:extent cx="313944" cy="118872"/>
-            <wp:docPr id="17" name="Picture 17"/>
+            <wp:docPr id="15" name="Picture 15"/>
             <wp:cNvGraphicFramePr>
               <a:graphicFrameLocks noChangeAspect="1"/>
             </wp:cNvGraphicFramePr>
@@ -2281,7 +2195,7 @@
                     <pic:cNvPicPr/>
                   </pic:nvPicPr>
                   <pic:blipFill>
-                    <a:blip r:embed="rId25"/>
+                    <a:blip r:embed="rId23"/>
                     <a:stretch>
                       <a:fillRect/>
                     </a:stretch>
@@ -2492,7 +2406,7 @@
         <w:drawing>
           <wp:inline xmlns:a="http://schemas.openxmlformats.org/drawingml/2006/main" xmlns:pic="http://schemas.openxmlformats.org/drawingml/2006/picture">
             <wp:extent cx="576072" cy="204216"/>
-            <wp:docPr id="18" name="Picture 18"/>
+            <wp:docPr id="16" name="Picture 16"/>
             <wp:cNvGraphicFramePr>
               <a:graphicFrameLocks noChangeAspect="1"/>
             </wp:cNvGraphicFramePr>
@@ -2504,7 +2418,7 @@
                     <pic:cNvPicPr/>
                   </pic:nvPicPr>
                   <pic:blipFill>
-                    <a:blip r:embed="rId26"/>
+                    <a:blip r:embed="rId24"/>
                     <a:stretch>
                       <a:fillRect/>
                     </a:stretch>
@@ -2535,7 +2449,7 @@
         <w:drawing>
           <wp:inline xmlns:a="http://schemas.openxmlformats.org/drawingml/2006/main" xmlns:pic="http://schemas.openxmlformats.org/drawingml/2006/picture">
             <wp:extent cx="356616" cy="170688"/>
-            <wp:docPr id="19" name="Picture 19"/>
+            <wp:docPr id="17" name="Picture 17"/>
             <wp:cNvGraphicFramePr>
               <a:graphicFrameLocks noChangeAspect="1"/>
             </wp:cNvGraphicFramePr>
@@ -2547,7 +2461,7 @@
                     <pic:cNvPicPr/>
                   </pic:nvPicPr>
                   <pic:blipFill>
-                    <a:blip r:embed="rId27"/>
+                    <a:blip r:embed="rId25"/>
                     <a:stretch>
                       <a:fillRect/>
                     </a:stretch>
@@ -2601,7 +2515,7 @@
         <w:drawing>
           <wp:inline xmlns:a="http://schemas.openxmlformats.org/drawingml/2006/main" xmlns:pic="http://schemas.openxmlformats.org/drawingml/2006/picture">
             <wp:extent cx="804672" cy="204216"/>
-            <wp:docPr id="20" name="Picture 20"/>
+            <wp:docPr id="18" name="Picture 18"/>
             <wp:cNvGraphicFramePr>
               <a:graphicFrameLocks noChangeAspect="1"/>
             </wp:cNvGraphicFramePr>
@@ -2613,7 +2527,7 @@
                     <pic:cNvPicPr/>
                   </pic:nvPicPr>
                   <pic:blipFill>
-                    <a:blip r:embed="rId28"/>
+                    <a:blip r:embed="rId26"/>
                     <a:stretch>
                       <a:fillRect/>
                     </a:stretch>
@@ -2638,7 +2552,7 @@
           <w:color w:val="1A1A1A"/>
           <w:sz w:val="22"/>
         </w:rPr>
-        <w:t>. A cube root of a negative number is ordinary; a SQUARE root of a negative number is not a number you have. That difference is the one the state guide names most often.</w:t>
+        <w:t>. A cube root of a negative number is ordinary; a SQUARE root of a negative number is not a number you have. That difference is the one the state guide names for this benchmark.</w:t>
       </w:r>
     </w:p>
     <w:p>
@@ -2667,7 +2581,7 @@
         <w:drawing>
           <wp:inline xmlns:a="http://schemas.openxmlformats.org/drawingml/2006/main" xmlns:pic="http://schemas.openxmlformats.org/drawingml/2006/picture">
             <wp:extent cx="536448" cy="265176"/>
-            <wp:docPr id="21" name="Picture 21"/>
+            <wp:docPr id="19" name="Picture 19"/>
             <wp:cNvGraphicFramePr>
               <a:graphicFrameLocks noChangeAspect="1"/>
             </wp:cNvGraphicFramePr>
@@ -2679,7 +2593,7 @@
                     <pic:cNvPicPr/>
                   </pic:nvPicPr>
                   <pic:blipFill>
-                    <a:blip r:embed="rId29"/>
+                    <a:blip r:embed="rId27"/>
                     <a:stretch>
                       <a:fillRect/>
                     </a:stretch>
@@ -2710,7 +2624,7 @@
         <w:drawing>
           <wp:inline xmlns:a="http://schemas.openxmlformats.org/drawingml/2006/main" xmlns:pic="http://schemas.openxmlformats.org/drawingml/2006/picture">
             <wp:extent cx="594360" cy="265176"/>
-            <wp:docPr id="22" name="Picture 22"/>
+            <wp:docPr id="20" name="Picture 20"/>
             <wp:cNvGraphicFramePr>
               <a:graphicFrameLocks noChangeAspect="1"/>
             </wp:cNvGraphicFramePr>
@@ -2722,7 +2636,7 @@
                     <pic:cNvPicPr/>
                   </pic:nvPicPr>
                   <pic:blipFill>
-                    <a:blip r:embed="rId30"/>
+                    <a:blip r:embed="rId28"/>
                     <a:stretch>
                       <a:fillRect/>
                     </a:stretch>
@@ -2776,7 +2690,7 @@
         <w:drawing>
           <wp:inline xmlns:a="http://schemas.openxmlformats.org/drawingml/2006/main" xmlns:pic="http://schemas.openxmlformats.org/drawingml/2006/picture">
             <wp:extent cx="1789176" cy="231648"/>
-            <wp:docPr id="23" name="Picture 23"/>
+            <wp:docPr id="21" name="Picture 21"/>
             <wp:cNvGraphicFramePr>
               <a:graphicFrameLocks noChangeAspect="1"/>
             </wp:cNvGraphicFramePr>
@@ -2788,7 +2702,7 @@
                     <pic:cNvPicPr/>
                   </pic:nvPicPr>
                   <pic:blipFill>
-                    <a:blip r:embed="rId31"/>
+                    <a:blip r:embed="rId29"/>
                     <a:stretch>
                       <a:fillRect/>
                     </a:stretch>
@@ -3419,7 +3333,7 @@
         <w:drawing>
           <wp:inline xmlns:a="http://schemas.openxmlformats.org/drawingml/2006/main" xmlns:pic="http://schemas.openxmlformats.org/drawingml/2006/picture">
             <wp:extent cx="1200912" cy="115824"/>
-            <wp:docPr id="24" name="Picture 24"/>
+            <wp:docPr id="22" name="Picture 22"/>
             <wp:cNvGraphicFramePr>
               <a:graphicFrameLocks noChangeAspect="1"/>
             </wp:cNvGraphicFramePr>
@@ -3431,7 +3345,7 @@
                     <pic:cNvPicPr/>
                   </pic:nvPicPr>
                   <pic:blipFill>
-                    <a:blip r:embed="rId32"/>
+                    <a:blip r:embed="rId30"/>
                     <a:stretch>
                       <a:fillRect/>
                     </a:stretch>
@@ -3462,7 +3376,7 @@
         <w:drawing>
           <wp:inline xmlns:a="http://schemas.openxmlformats.org/drawingml/2006/main" xmlns:pic="http://schemas.openxmlformats.org/drawingml/2006/picture">
             <wp:extent cx="1353312" cy="121920"/>
-            <wp:docPr id="25" name="Picture 25"/>
+            <wp:docPr id="23" name="Picture 23"/>
             <wp:cNvGraphicFramePr>
               <a:graphicFrameLocks noChangeAspect="1"/>
             </wp:cNvGraphicFramePr>
@@ -3474,7 +3388,7 @@
                     <pic:cNvPicPr/>
                   </pic:nvPicPr>
                   <pic:blipFill>
-                    <a:blip r:embed="rId33"/>
+                    <a:blip r:embed="rId31"/>
                     <a:stretch>
                       <a:fillRect/>
                     </a:stretch>
@@ -3528,7 +3442,7 @@
         <w:drawing>
           <wp:inline xmlns:a="http://schemas.openxmlformats.org/drawingml/2006/main" xmlns:pic="http://schemas.openxmlformats.org/drawingml/2006/picture">
             <wp:extent cx="606552" cy="140208"/>
-            <wp:docPr id="26" name="Picture 26"/>
+            <wp:docPr id="24" name="Picture 24"/>
             <wp:cNvGraphicFramePr>
               <a:graphicFrameLocks noChangeAspect="1"/>
             </wp:cNvGraphicFramePr>
@@ -3540,7 +3454,7 @@
                     <pic:cNvPicPr/>
                   </pic:nvPicPr>
                   <pic:blipFill>
-                    <a:blip r:embed="rId34"/>
+                    <a:blip r:embed="rId32"/>
                     <a:stretch>
                       <a:fillRect/>
                     </a:stretch>
@@ -3571,7 +3485,7 @@
         <w:drawing>
           <wp:inline xmlns:a="http://schemas.openxmlformats.org/drawingml/2006/main" xmlns:pic="http://schemas.openxmlformats.org/drawingml/2006/picture">
             <wp:extent cx="606552" cy="170688"/>
-            <wp:docPr id="27" name="Picture 27"/>
+            <wp:docPr id="25" name="Picture 25"/>
             <wp:cNvGraphicFramePr>
               <a:graphicFrameLocks noChangeAspect="1"/>
             </wp:cNvGraphicFramePr>
@@ -3583,7 +3497,7 @@
                     <pic:cNvPicPr/>
                   </pic:nvPicPr>
                   <pic:blipFill>
-                    <a:blip r:embed="rId35"/>
+                    <a:blip r:embed="rId33"/>
                     <a:stretch>
                       <a:fillRect/>
                     </a:stretch>
@@ -3614,7 +3528,7 @@
         <w:drawing>
           <wp:inline xmlns:a="http://schemas.openxmlformats.org/drawingml/2006/main" xmlns:pic="http://schemas.openxmlformats.org/drawingml/2006/picture">
             <wp:extent cx="640080" cy="143256"/>
-            <wp:docPr id="28" name="Picture 28"/>
+            <wp:docPr id="26" name="Picture 26"/>
             <wp:cNvGraphicFramePr>
               <a:graphicFrameLocks noChangeAspect="1"/>
             </wp:cNvGraphicFramePr>
@@ -3626,7 +3540,7 @@
                     <pic:cNvPicPr/>
                   </pic:nvPicPr>
                   <pic:blipFill>
-                    <a:blip r:embed="rId36"/>
+                    <a:blip r:embed="rId34"/>
                     <a:stretch>
                       <a:fillRect/>
                     </a:stretch>
@@ -3680,7 +3594,7 @@
         <w:drawing>
           <wp:inline xmlns:a="http://schemas.openxmlformats.org/drawingml/2006/main" xmlns:pic="http://schemas.openxmlformats.org/drawingml/2006/picture">
             <wp:extent cx="816864" cy="249935"/>
-            <wp:docPr id="29" name="Picture 29"/>
+            <wp:docPr id="27" name="Picture 27"/>
             <wp:cNvGraphicFramePr>
               <a:graphicFrameLocks noChangeAspect="1"/>
             </wp:cNvGraphicFramePr>
@@ -3692,7 +3606,7 @@
                     <pic:cNvPicPr/>
                   </pic:nvPicPr>
                   <pic:blipFill>
-                    <a:blip r:embed="rId37"/>
+                    <a:blip r:embed="rId35"/>
                     <a:stretch>
                       <a:fillRect/>
                     </a:stretch>
@@ -3779,7 +3693,7 @@
         <w:drawing>
           <wp:inline xmlns:a="http://schemas.openxmlformats.org/drawingml/2006/main" xmlns:pic="http://schemas.openxmlformats.org/drawingml/2006/picture">
             <wp:extent cx="432816" cy="115824"/>
-            <wp:docPr id="30" name="Picture 30"/>
+            <wp:docPr id="28" name="Picture 28"/>
             <wp:cNvGraphicFramePr>
               <a:graphicFrameLocks noChangeAspect="1"/>
             </wp:cNvGraphicFramePr>
@@ -3791,7 +3705,7 @@
                     <pic:cNvPicPr/>
                   </pic:nvPicPr>
                   <pic:blipFill>
-                    <a:blip r:embed="rId38"/>
+                    <a:blip r:embed="rId36"/>
                     <a:stretch>
                       <a:fillRect/>
                     </a:stretch>
@@ -3822,7 +3736,7 @@
         <w:drawing>
           <wp:inline xmlns:a="http://schemas.openxmlformats.org/drawingml/2006/main" xmlns:pic="http://schemas.openxmlformats.org/drawingml/2006/picture">
             <wp:extent cx="143256" cy="143256"/>
-            <wp:docPr id="31" name="Picture 31"/>
+            <wp:docPr id="29" name="Picture 29"/>
             <wp:cNvGraphicFramePr>
               <a:graphicFrameLocks noChangeAspect="1"/>
             </wp:cNvGraphicFramePr>
@@ -3834,7 +3748,7 @@
                     <pic:cNvPicPr/>
                   </pic:nvPicPr>
                   <pic:blipFill>
-                    <a:blip r:embed="rId39"/>
+                    <a:blip r:embed="rId37"/>
                     <a:stretch>
                       <a:fillRect/>
                     </a:stretch>
@@ -3865,7 +3779,7 @@
         <w:drawing>
           <wp:inline xmlns:a="http://schemas.openxmlformats.org/drawingml/2006/main" xmlns:pic="http://schemas.openxmlformats.org/drawingml/2006/picture">
             <wp:extent cx="688848" cy="170688"/>
-            <wp:docPr id="32" name="Picture 32"/>
+            <wp:docPr id="30" name="Picture 30"/>
             <wp:cNvGraphicFramePr>
               <a:graphicFrameLocks noChangeAspect="1"/>
             </wp:cNvGraphicFramePr>
@@ -3877,7 +3791,7 @@
                     <pic:cNvPicPr/>
                   </pic:nvPicPr>
                   <pic:blipFill>
-                    <a:blip r:embed="rId40"/>
+                    <a:blip r:embed="rId38"/>
                     <a:stretch>
                       <a:fillRect/>
                     </a:stretch>
@@ -3931,7 +3845,7 @@
         <w:drawing>
           <wp:inline xmlns:a="http://schemas.openxmlformats.org/drawingml/2006/main" xmlns:pic="http://schemas.openxmlformats.org/drawingml/2006/picture">
             <wp:extent cx="899160" cy="146304"/>
-            <wp:docPr id="33" name="Picture 33"/>
+            <wp:docPr id="31" name="Picture 31"/>
             <wp:cNvGraphicFramePr>
               <a:graphicFrameLocks noChangeAspect="1"/>
             </wp:cNvGraphicFramePr>
@@ -3943,7 +3857,7 @@
                     <pic:cNvPicPr/>
                   </pic:nvPicPr>
                   <pic:blipFill>
-                    <a:blip r:embed="rId41"/>
+                    <a:blip r:embed="rId39"/>
                     <a:stretch>
                       <a:fillRect/>
                     </a:stretch>
@@ -3974,7 +3888,7 @@
         <w:drawing>
           <wp:inline xmlns:a="http://schemas.openxmlformats.org/drawingml/2006/main" xmlns:pic="http://schemas.openxmlformats.org/drawingml/2006/picture">
             <wp:extent cx="902208" cy="146304"/>
-            <wp:docPr id="34" name="Picture 34"/>
+            <wp:docPr id="32" name="Picture 32"/>
             <wp:cNvGraphicFramePr>
               <a:graphicFrameLocks noChangeAspect="1"/>
             </wp:cNvGraphicFramePr>
@@ -3986,7 +3900,7 @@
                     <pic:cNvPicPr/>
                   </pic:nvPicPr>
                   <pic:blipFill>
-                    <a:blip r:embed="rId42"/>
+                    <a:blip r:embed="rId40"/>
                     <a:stretch>
                       <a:fillRect/>
                     </a:stretch>
@@ -4040,7 +3954,7 @@
         <w:drawing>
           <wp:inline xmlns:a="http://schemas.openxmlformats.org/drawingml/2006/main" xmlns:pic="http://schemas.openxmlformats.org/drawingml/2006/picture">
             <wp:extent cx="859536" cy="170688"/>
-            <wp:docPr id="35" name="Picture 35"/>
+            <wp:docPr id="33" name="Picture 33"/>
             <wp:cNvGraphicFramePr>
               <a:graphicFrameLocks noChangeAspect="1"/>
             </wp:cNvGraphicFramePr>
@@ -4052,7 +3966,7 @@
                     <pic:cNvPicPr/>
                   </pic:nvPicPr>
                   <pic:blipFill>
-                    <a:blip r:embed="rId43"/>
+                    <a:blip r:embed="rId41"/>
                     <a:stretch>
                       <a:fillRect/>
                     </a:stretch>
@@ -4083,7 +3997,7 @@
         <w:drawing>
           <wp:inline xmlns:a="http://schemas.openxmlformats.org/drawingml/2006/main" xmlns:pic="http://schemas.openxmlformats.org/drawingml/2006/picture">
             <wp:extent cx="862584" cy="170688"/>
-            <wp:docPr id="36" name="Picture 36"/>
+            <wp:docPr id="34" name="Picture 34"/>
             <wp:cNvGraphicFramePr>
               <a:graphicFrameLocks noChangeAspect="1"/>
             </wp:cNvGraphicFramePr>
@@ -4095,7 +4009,7 @@
                     <pic:cNvPicPr/>
                   </pic:nvPicPr>
                   <pic:blipFill>
-                    <a:blip r:embed="rId44"/>
+                    <a:blip r:embed="rId42"/>
                     <a:stretch>
                       <a:fillRect/>
                     </a:stretch>
@@ -4149,7 +4063,7 @@
         <w:drawing>
           <wp:inline xmlns:a="http://schemas.openxmlformats.org/drawingml/2006/main" xmlns:pic="http://schemas.openxmlformats.org/drawingml/2006/picture">
             <wp:extent cx="426720" cy="204216"/>
-            <wp:docPr id="37" name="Picture 37"/>
+            <wp:docPr id="35" name="Picture 35"/>
             <wp:cNvGraphicFramePr>
               <a:graphicFrameLocks noChangeAspect="1"/>
             </wp:cNvGraphicFramePr>
@@ -4161,7 +4075,7 @@
                     <pic:cNvPicPr/>
                   </pic:nvPicPr>
                   <pic:blipFill>
-                    <a:blip r:embed="rId45"/>
+                    <a:blip r:embed="rId43"/>
                     <a:stretch>
                       <a:fillRect/>
                     </a:stretch>
@@ -4234,7 +4148,7 @@
         <w:drawing>
           <wp:inline xmlns:a="http://schemas.openxmlformats.org/drawingml/2006/main" xmlns:pic="http://schemas.openxmlformats.org/drawingml/2006/picture">
             <wp:extent cx="79248" cy="76200"/>
-            <wp:docPr id="38" name="Picture 38"/>
+            <wp:docPr id="36" name="Picture 36"/>
             <wp:cNvGraphicFramePr>
               <a:graphicFrameLocks noChangeAspect="1"/>
             </wp:cNvGraphicFramePr>
@@ -4246,7 +4160,7 @@
                     <pic:cNvPicPr/>
                   </pic:nvPicPr>
                   <pic:blipFill>
-                    <a:blip r:embed="rId46"/>
+                    <a:blip r:embed="rId44"/>
                     <a:stretch>
                       <a:fillRect/>
                     </a:stretch>
@@ -4277,7 +4191,7 @@
         <w:drawing>
           <wp:inline xmlns:a="http://schemas.openxmlformats.org/drawingml/2006/main" xmlns:pic="http://schemas.openxmlformats.org/drawingml/2006/picture">
             <wp:extent cx="457200" cy="118872"/>
-            <wp:docPr id="39" name="Picture 39"/>
+            <wp:docPr id="37" name="Picture 37"/>
             <wp:cNvGraphicFramePr>
               <a:graphicFrameLocks noChangeAspect="1"/>
             </wp:cNvGraphicFramePr>
@@ -4289,7 +4203,7 @@
                     <pic:cNvPicPr/>
                   </pic:nvPicPr>
                   <pic:blipFill>
-                    <a:blip r:embed="rId47"/>
+                    <a:blip r:embed="rId45"/>
                     <a:stretch>
                       <a:fillRect/>
                     </a:stretch>
@@ -4320,7 +4234,7 @@
         <w:drawing>
           <wp:inline xmlns:a="http://schemas.openxmlformats.org/drawingml/2006/main" xmlns:pic="http://schemas.openxmlformats.org/drawingml/2006/picture">
             <wp:extent cx="627888" cy="131064"/>
-            <wp:docPr id="40" name="Picture 40"/>
+            <wp:docPr id="38" name="Picture 38"/>
             <wp:cNvGraphicFramePr>
               <a:graphicFrameLocks noChangeAspect="1"/>
             </wp:cNvGraphicFramePr>
@@ -4332,7 +4246,7 @@
                     <pic:cNvPicPr/>
                   </pic:nvPicPr>
                   <pic:blipFill>
-                    <a:blip r:embed="rId48"/>
+                    <a:blip r:embed="rId46"/>
                     <a:stretch>
                       <a:fillRect/>
                     </a:stretch>
@@ -4531,30 +4445,6 @@
           <w:color w:val="0B5394"/>
           <w:sz w:val="22"/>
         </w:rPr>
-        <w:t>nested</w:t>
-      </w:r>
-      <w:r>
-        <w:rPr>
-          <w:b w:val="0"/>
-          <w:i w:val="0"/>
-          <w:color w:val="1A1A1A"/>
-          <w:sz w:val="22"/>
-        </w:rPr>
-        <w:t xml:space="preserve">   —   one grouping symbol inside another; the innermost is finished first</w:t>
-      </w:r>
-    </w:p>
-    <w:p>
-      <w:pPr>
-        <w:spacing w:before="40" w:after="60"/>
-        <w:ind w:left="360" w:hanging="360"/>
-      </w:pPr>
-      <w:r>
-        <w:rPr>
-          <w:b/>
-          <w:i w:val="0"/>
-          <w:color w:val="0B5394"/>
-          <w:sz w:val="22"/>
-        </w:rPr>
         <w:t>formula</w:t>
       </w:r>
       <w:r>
@@ -4612,7 +4502,7 @@
           <w:color w:val="1A1A1A"/>
           <w:sz w:val="22"/>
         </w:rPr>
-        <w:t xml:space="preserve">   —   a price or amount per unit of something — per square foot, per second — which multiplies the size; a flat fee does not</w:t>
+        <w:t xml:space="preserve">   —   an amount per unit — per square foot, per second — which multiplies the size; a flat fee does not</w:t>
       </w:r>
     </w:p>
     <w:sectPr>

--- a/a7/build/out/u4/A7 4  Reference Sheet.docx
+++ b/a7/build/out/u4/A7 4  Reference Sheet.docx
@@ -182,7 +182,7 @@
           <w:color w:val="6B6B6B"/>
           <w:sz w:val="19"/>
         </w:rPr>
-        <w:t>Everything on this page is tested from memory. The Grade 8 FAST reference sheet lists no rule for operating in scientific notation, nothing about significant digits, and no order of operations; what it gives you is an on-screen scientific calculator, which will happily give you twelve digits of an answer that deserves two.</w:t>
+        <w:t>Everything on this page is tested from memory. The Grade 8 FAST reference sheet lists none of it; what the test gives you is an on-screen scientific calculator, which will happily give you twelve digits of an answer that deserves two.</w:t>
       </w:r>
     </w:p>
     <w:p>
@@ -278,6 +278,7 @@
           </w:tcPr>
           <w:p>
             <w:pPr>
+              <w:keepNext/>
               <w:spacing w:after="0"/>
               <w:jc w:val="center"/>
             </w:pPr>
@@ -302,6 +303,7 @@
           </w:tcPr>
           <w:p>
             <w:pPr>
+              <w:keepNext/>
               <w:spacing w:after="0"/>
               <w:jc w:val="center"/>
             </w:pPr>
@@ -335,6 +337,7 @@
           </w:tcPr>
           <w:p>
             <w:pPr>
+              <w:keepNext/>
               <w:spacing w:after="0"/>
               <w:jc w:val="center"/>
             </w:pPr>
@@ -372,6 +375,7 @@
           </w:tcPr>
           <w:p>
             <w:pPr>
+              <w:keepNext/>
               <w:spacing w:after="0"/>
             </w:pPr>
             <w:r>
@@ -403,6 +407,7 @@
           </w:tcPr>
           <w:p>
             <w:pPr>
+              <w:keepNext/>
               <w:spacing w:after="0"/>
             </w:pPr>
             <w:r>
@@ -434,6 +439,7 @@
           </w:tcPr>
           <w:p>
             <w:pPr>
+              <w:keepNext/>
               <w:spacing w:after="0"/>
             </w:pPr>
             <w:r>
@@ -470,6 +476,7 @@
           </w:tcPr>
           <w:p>
             <w:pPr>
+              <w:keepNext/>
               <w:spacing w:after="0"/>
             </w:pPr>
             <w:r>
@@ -501,6 +508,7 @@
           </w:tcPr>
           <w:p>
             <w:pPr>
+              <w:keepNext/>
               <w:spacing w:after="0"/>
             </w:pPr>
             <w:r>
@@ -532,6 +540,7 @@
           </w:tcPr>
           <w:p>
             <w:pPr>
+              <w:keepNext/>
               <w:spacing w:after="0"/>
             </w:pPr>
             <w:r>
@@ -568,6 +577,7 @@
           </w:tcPr>
           <w:p>
             <w:pPr>
+              <w:keepNext/>
               <w:spacing w:after="0"/>
             </w:pPr>
             <w:r>
@@ -599,6 +609,7 @@
           </w:tcPr>
           <w:p>
             <w:pPr>
+              <w:keepNext/>
               <w:spacing w:after="0"/>
             </w:pPr>
             <w:r>
@@ -630,6 +641,7 @@
           </w:tcPr>
           <w:p>
             <w:pPr>
+              <w:keepNext/>
               <w:spacing w:after="0"/>
             </w:pPr>
             <w:r>
@@ -991,30 +1003,7 @@
           <w:color w:val="1A1A1A"/>
           <w:sz w:val="22"/>
         </w:rPr>
-        <w:t xml:space="preserve">  That is the benchmark's own rule; an item that breaks it is worked the same way, powers matched first. Multiplication and division have no such limit.</w:t>
-      </w:r>
-    </w:p>
-    <w:p>
-      <w:pPr>
-        <w:spacing w:before="60" w:after="80"/>
-      </w:pPr>
-      <w:r>
-        <w:rPr>
-          <w:b/>
-          <w:i w:val="0"/>
-          <w:color w:val="1A1A1A"/>
-          <w:sz w:val="22"/>
-        </w:rPr>
-        <w:t>Moving the point and moving the exponent go opposite ways.</w:t>
-      </w:r>
-      <w:r>
-        <w:rPr>
-          <w:b w:val="0"/>
-          <w:i w:val="0"/>
-          <w:color w:val="1A1A1A"/>
-          <w:sz w:val="22"/>
-        </w:rPr>
-        <w:t xml:space="preserve">  Exponent up one, point one place left. The value never changes.</w:t>
+        <w:t xml:space="preserve">  That is the benchmark's own rule. Multiplication and division have no such limit.</w:t>
       </w:r>
     </w:p>
     <w:p>
@@ -1082,9 +1071,9 @@
         <w:tblW w:w="9360" w:type="dxa"/>
       </w:tblPr>
       <w:tblGrid>
-        <w:gridCol w:w="3000"/>
-        <w:gridCol w:w="2400"/>
-        <w:gridCol w:w="3960"/>
+        <w:gridCol w:w="3800"/>
+        <w:gridCol w:w="1900"/>
+        <w:gridCol w:w="3660"/>
       </w:tblGrid>
       <w:tr>
         <w:trPr>
@@ -1093,7 +1082,7 @@
         </w:trPr>
         <w:tc>
           <w:tcPr>
-            <w:tcW w:type="dxa" w:w="3000"/>
+            <w:tcW w:type="dxa" w:w="3800"/>
             <w:tcMar>
               <w:top w:w="60" w:type="dxa"/>
               <w:left w:w="100" w:type="dxa"/>
@@ -1110,6 +1099,7 @@
           </w:tcPr>
           <w:p>
             <w:pPr>
+              <w:keepNext/>
               <w:spacing w:after="0"/>
               <w:jc w:val="center"/>
             </w:pPr>
@@ -1126,7 +1116,7 @@
         </w:tc>
         <w:tc>
           <w:tcPr>
-            <w:tcW w:type="dxa" w:w="2400"/>
+            <w:tcW w:type="dxa" w:w="1900"/>
             <w:tcMar>
               <w:top w:w="60" w:type="dxa"/>
               <w:left w:w="100" w:type="dxa"/>
@@ -1143,6 +1133,7 @@
           </w:tcPr>
           <w:p>
             <w:pPr>
+              <w:keepNext/>
               <w:spacing w:after="0"/>
               <w:jc w:val="center"/>
             </w:pPr>
@@ -1159,7 +1150,7 @@
         </w:tc>
         <w:tc>
           <w:tcPr>
-            <w:tcW w:type="dxa" w:w="3960"/>
+            <w:tcW w:type="dxa" w:w="3660"/>
             <w:tcMar>
               <w:top w:w="60" w:type="dxa"/>
               <w:left w:w="100" w:type="dxa"/>
@@ -1176,6 +1167,7 @@
           </w:tcPr>
           <w:p>
             <w:pPr>
+              <w:keepNext/>
               <w:spacing w:after="0"/>
               <w:jc w:val="center"/>
             </w:pPr>
@@ -1197,7 +1189,7 @@
         </w:trPr>
         <w:tc>
           <w:tcPr>
-            <w:tcW w:type="dxa" w:w="3000"/>
+            <w:tcW w:type="dxa" w:w="3800"/>
             <w:tcMar>
               <w:top w:w="60" w:type="dxa"/>
               <w:left w:w="100" w:type="dxa"/>
@@ -1213,6 +1205,7 @@
           </w:tcPr>
           <w:p>
             <w:pPr>
+              <w:keepNext/>
               <w:spacing w:after="0"/>
             </w:pPr>
             <w:r>
@@ -1228,7 +1221,7 @@
         </w:tc>
         <w:tc>
           <w:tcPr>
-            <w:tcW w:type="dxa" w:w="2400"/>
+            <w:tcW w:type="dxa" w:w="1900"/>
             <w:tcMar>
               <w:top w:w="60" w:type="dxa"/>
               <w:left w:w="100" w:type="dxa"/>
@@ -1244,6 +1237,7 @@
           </w:tcPr>
           <w:p>
             <w:pPr>
+              <w:keepNext/>
               <w:spacing w:after="0"/>
             </w:pPr>
             <w:r>
@@ -1284,7 +1278,7 @@
         </w:tc>
         <w:tc>
           <w:tcPr>
-            <w:tcW w:type="dxa" w:w="3960"/>
+            <w:tcW w:type="dxa" w:w="3660"/>
             <w:tcMar>
               <w:top w:w="60" w:type="dxa"/>
               <w:left w:w="100" w:type="dxa"/>
@@ -1300,6 +1294,7 @@
           </w:tcPr>
           <w:p>
             <w:pPr>
+              <w:keepNext/>
               <w:spacing w:after="0"/>
             </w:pPr>
             <w:r>
@@ -1320,7 +1315,7 @@
         </w:trPr>
         <w:tc>
           <w:tcPr>
-            <w:tcW w:type="dxa" w:w="3000"/>
+            <w:tcW w:type="dxa" w:w="3800"/>
             <w:tcMar>
               <w:top w:w="60" w:type="dxa"/>
               <w:left w:w="100" w:type="dxa"/>
@@ -1336,6 +1331,7 @@
           </w:tcPr>
           <w:p>
             <w:pPr>
+              <w:keepNext/>
               <w:spacing w:after="0"/>
             </w:pPr>
             <w:r>
@@ -1351,7 +1347,7 @@
         </w:tc>
         <w:tc>
           <w:tcPr>
-            <w:tcW w:type="dxa" w:w="2400"/>
+            <w:tcW w:type="dxa" w:w="1900"/>
             <w:tcMar>
               <w:top w:w="60" w:type="dxa"/>
               <w:left w:w="100" w:type="dxa"/>
@@ -1367,6 +1363,7 @@
           </w:tcPr>
           <w:p>
             <w:pPr>
+              <w:keepNext/>
               <w:spacing w:after="0"/>
             </w:pPr>
             <w:r>
@@ -1407,7 +1404,7 @@
         </w:tc>
         <w:tc>
           <w:tcPr>
-            <w:tcW w:type="dxa" w:w="3960"/>
+            <w:tcW w:type="dxa" w:w="3660"/>
             <w:tcMar>
               <w:top w:w="60" w:type="dxa"/>
               <w:left w:w="100" w:type="dxa"/>
@@ -1423,6 +1420,7 @@
           </w:tcPr>
           <w:p>
             <w:pPr>
+              <w:keepNext/>
               <w:spacing w:after="0"/>
             </w:pPr>
             <w:r>
@@ -1443,7 +1441,7 @@
         </w:trPr>
         <w:tc>
           <w:tcPr>
-            <w:tcW w:type="dxa" w:w="3000"/>
+            <w:tcW w:type="dxa" w:w="3800"/>
             <w:tcMar>
               <w:top w:w="60" w:type="dxa"/>
               <w:left w:w="100" w:type="dxa"/>
@@ -1459,6 +1457,7 @@
           </w:tcPr>
           <w:p>
             <w:pPr>
+              <w:keepNext/>
               <w:spacing w:after="0"/>
             </w:pPr>
             <w:r>
@@ -1474,7 +1473,7 @@
         </w:tc>
         <w:tc>
           <w:tcPr>
-            <w:tcW w:type="dxa" w:w="2400"/>
+            <w:tcW w:type="dxa" w:w="1900"/>
             <w:tcMar>
               <w:top w:w="60" w:type="dxa"/>
               <w:left w:w="100" w:type="dxa"/>
@@ -1490,6 +1489,7 @@
           </w:tcPr>
           <w:p>
             <w:pPr>
+              <w:keepNext/>
               <w:spacing w:after="0"/>
             </w:pPr>
             <w:r>
@@ -1530,7 +1530,7 @@
         </w:tc>
         <w:tc>
           <w:tcPr>
-            <w:tcW w:type="dxa" w:w="3960"/>
+            <w:tcW w:type="dxa" w:w="3660"/>
             <w:tcMar>
               <w:top w:w="60" w:type="dxa"/>
               <w:left w:w="100" w:type="dxa"/>
@@ -1546,6 +1546,7 @@
           </w:tcPr>
           <w:p>
             <w:pPr>
+              <w:keepNext/>
               <w:spacing w:after="0"/>
             </w:pPr>
             <w:r>
@@ -1566,7 +1567,7 @@
         </w:trPr>
         <w:tc>
           <w:tcPr>
-            <w:tcW w:type="dxa" w:w="3000"/>
+            <w:tcW w:type="dxa" w:w="3800"/>
             <w:tcMar>
               <w:top w:w="60" w:type="dxa"/>
               <w:left w:w="100" w:type="dxa"/>
@@ -1582,6 +1583,7 @@
           </w:tcPr>
           <w:p>
             <w:pPr>
+              <w:keepNext/>
               <w:spacing w:after="0"/>
             </w:pPr>
             <w:r>
@@ -1591,13 +1593,13 @@
                 <w:color w:val="1A1A1A"/>
                 <w:sz w:val="21"/>
               </w:rPr>
-              <w:t>A trailing zero counts, with a decimal point</w:t>
+              <w:t>Trailing zero, with a decimal point: counts</w:t>
             </w:r>
           </w:p>
         </w:tc>
         <w:tc>
           <w:tcPr>
-            <w:tcW w:type="dxa" w:w="2400"/>
+            <w:tcW w:type="dxa" w:w="1900"/>
             <w:tcMar>
               <w:top w:w="60" w:type="dxa"/>
               <w:left w:w="100" w:type="dxa"/>
@@ -1613,6 +1615,7 @@
           </w:tcPr>
           <w:p>
             <w:pPr>
+              <w:keepNext/>
               <w:spacing w:after="0"/>
             </w:pPr>
             <w:r>
@@ -1653,7 +1656,44 @@
         </w:tc>
         <w:tc>
           <w:tcPr>
-            <w:tcW w:type="dxa" w:w="3960"/>
+            <w:tcW w:type="dxa" w:w="3660"/>
+            <w:tcMar>
+              <w:top w:w="60" w:type="dxa"/>
+              <w:left w:w="100" w:type="dxa"/>
+              <w:bottom w:w="60" w:type="dxa"/>
+              <w:right w:w="100" w:type="dxa"/>
+            </w:tcMar>
+            <w:tcBorders>
+              <w:top w:val="single" w:sz="6" w:color="1A1A1A"/>
+              <w:left w:val="single" w:sz="6" w:color="1A1A1A"/>
+              <w:bottom w:val="single" w:sz="6" w:color="1A1A1A"/>
+              <w:right w:val="single" w:sz="6" w:color="1A1A1A"/>
+            </w:tcBorders>
+          </w:tcPr>
+          <w:p>
+            <w:pPr>
+              <w:keepNext/>
+              <w:spacing w:after="0"/>
+            </w:pPr>
+            <w:r>
+              <w:rPr>
+                <w:b w:val="0"/>
+                <w:i w:val="0"/>
+                <w:color w:val="1A1A1A"/>
+                <w:sz w:val="21"/>
+              </w:rPr>
+              <w:t>writing it is a claim about thousandths</w:t>
+            </w:r>
+          </w:p>
+        </w:tc>
+      </w:tr>
+      <w:tr>
+        <w:trPr>
+          <w:cantSplit/>
+        </w:trPr>
+        <w:tc>
+          <w:tcPr>
+            <w:tcW w:type="dxa" w:w="3800"/>
             <w:tcMar>
               <w:top w:w="60" w:type="dxa"/>
               <w:left w:w="100" w:type="dxa"/>
@@ -1678,49 +1718,13 @@
                 <w:color w:val="1A1A1A"/>
                 <w:sz w:val="21"/>
               </w:rPr>
-              <w:t>writing it is a claim about thousandths</w:t>
-            </w:r>
-          </w:p>
-        </w:tc>
-      </w:tr>
-      <w:tr>
-        <w:trPr>
-          <w:cantSplit/>
-        </w:trPr>
-        <w:tc>
-          <w:tcPr>
-            <w:tcW w:type="dxa" w:w="3000"/>
-            <w:tcMar>
-              <w:top w:w="60" w:type="dxa"/>
-              <w:left w:w="100" w:type="dxa"/>
-              <w:bottom w:w="60" w:type="dxa"/>
-              <w:right w:w="100" w:type="dxa"/>
-            </w:tcMar>
-            <w:tcBorders>
-              <w:top w:val="single" w:sz="6" w:color="1A1A1A"/>
-              <w:left w:val="single" w:sz="6" w:color="1A1A1A"/>
-              <w:bottom w:val="single" w:sz="6" w:color="1A1A1A"/>
-              <w:right w:val="single" w:sz="6" w:color="1A1A1A"/>
-            </w:tcBorders>
-          </w:tcPr>
-          <w:p>
-            <w:pPr>
-              <w:spacing w:after="0"/>
-            </w:pPr>
-            <w:r>
-              <w:rPr>
-                <w:b w:val="0"/>
-                <w:i w:val="0"/>
-                <w:color w:val="1A1A1A"/>
-                <w:sz w:val="21"/>
-              </w:rPr>
-              <w:t>and does not count without one</w:t>
+              <w:t>Trailing zero, no decimal point: does not</w:t>
             </w:r>
           </w:p>
         </w:tc>
         <w:tc>
           <w:tcPr>
-            <w:tcW w:type="dxa" w:w="2400"/>
+            <w:tcW w:type="dxa" w:w="1900"/>
             <w:tcMar>
               <w:top w:w="60" w:type="dxa"/>
               <w:left w:w="100" w:type="dxa"/>
@@ -1776,7 +1780,7 @@
         </w:tc>
         <w:tc>
           <w:tcPr>
-            <w:tcW w:type="dxa" w:w="3960"/>
+            <w:tcW w:type="dxa" w:w="3660"/>
             <w:tcMar>
               <w:top w:w="60" w:type="dxa"/>
               <w:left w:w="100" w:type="dxa"/>
@@ -2257,6 +2261,7 @@
           </w:tcPr>
           <w:p>
             <w:pPr>
+              <w:keepNext/>
               <w:spacing w:after="0"/>
             </w:pPr>
             <w:r>
@@ -2288,6 +2293,7 @@
           </w:tcPr>
           <w:p>
             <w:pPr>
+              <w:keepNext/>
               <w:spacing w:after="0"/>
             </w:pPr>
             <w:r>
@@ -2783,7 +2789,7 @@
           <w:color w:val="1A1A1A"/>
           <w:sz w:val="22"/>
         </w:rPr>
-        <w:t xml:space="preserve">  A mnemonic has no letter for the radical bar or the fraction bar, and it makes people multiply before dividing. Read the expression and ask what is holding what.</w:t>
+        <w:t xml:space="preserve">  A mnemonic has no letter for the radical bar or the fraction bar. Read the expression and ask what is holding what.</w:t>
       </w:r>
     </w:p>
     <w:tbl>
@@ -2823,6 +2829,7 @@
           </w:tcPr>
           <w:p>
             <w:pPr>
+              <w:keepNext/>
               <w:spacing w:after="0"/>
               <w:jc w:val="center"/>
             </w:pPr>
@@ -2856,6 +2863,7 @@
           </w:tcPr>
           <w:p>
             <w:pPr>
+              <w:keepNext/>
               <w:spacing w:after="0"/>
               <w:jc w:val="center"/>
             </w:pPr>
@@ -2889,6 +2897,7 @@
           </w:tcPr>
           <w:p>
             <w:pPr>
+              <w:keepNext/>
               <w:spacing w:after="0"/>
               <w:jc w:val="center"/>
             </w:pPr>
@@ -2926,6 +2935,7 @@
           </w:tcPr>
           <w:p>
             <w:pPr>
+              <w:keepNext/>
               <w:spacing w:after="0"/>
             </w:pPr>
             <w:r>
@@ -2957,6 +2967,7 @@
           </w:tcPr>
           <w:p>
             <w:pPr>
+              <w:keepNext/>
               <w:spacing w:after="0"/>
             </w:pPr>
             <w:r>
@@ -2988,6 +2999,7 @@
           </w:tcPr>
           <w:p>
             <w:pPr>
+              <w:keepNext/>
               <w:spacing w:after="0"/>
             </w:pPr>
             <w:r>
@@ -3024,6 +3036,7 @@
           </w:tcPr>
           <w:p>
             <w:pPr>
+              <w:keepNext/>
               <w:spacing w:after="0"/>
             </w:pPr>
             <w:r>
@@ -3055,6 +3068,7 @@
           </w:tcPr>
           <w:p>
             <w:pPr>
+              <w:keepNext/>
               <w:spacing w:after="0"/>
             </w:pPr>
             <w:r>
@@ -3086,6 +3100,7 @@
           </w:tcPr>
           <w:p>
             <w:pPr>
+              <w:keepNext/>
               <w:spacing w:after="0"/>
             </w:pPr>
             <w:r>
@@ -3122,6 +3137,7 @@
           </w:tcPr>
           <w:p>
             <w:pPr>
+              <w:keepNext/>
               <w:spacing w:after="0"/>
             </w:pPr>
             <w:r>
@@ -3153,6 +3169,7 @@
           </w:tcPr>
           <w:p>
             <w:pPr>
+              <w:keepNext/>
               <w:spacing w:after="0"/>
             </w:pPr>
             <w:r>
@@ -3184,6 +3201,7 @@
           </w:tcPr>
           <w:p>
             <w:pPr>
+              <w:keepNext/>
               <w:spacing w:after="0"/>
             </w:pPr>
             <w:r>
@@ -4100,7 +4118,7 @@
           <w:color w:val="1A1A1A"/>
           <w:sz w:val="22"/>
         </w:rPr>
-        <w:t xml:space="preserve"> feet is 84.85 feet; rounding the side to 14 first gives 84 and loses most of a foot. An answer with no unit is not an answer to a real-world question.</w:t>
+        <w:t xml:space="preserve"> feet is 84.85 feet; rounding the side to 14 first gives 84. An answer with no unit is not an answer.</w:t>
       </w:r>
     </w:p>
     <w:p>
@@ -4334,7 +4352,7 @@
           <w:color w:val="1A1A1A"/>
           <w:sz w:val="22"/>
         </w:rPr>
-        <w:t xml:space="preserve">   —   how far out a measurement's last digit sits. A sum or difference stops at the leftmost of the two</w:t>
+        <w:t xml:space="preserve">   —   how far out a measurement's last digit sits; a sum or difference stops at the leftmost of the two</w:t>
       </w:r>
     </w:p>
     <w:p>
@@ -4430,7 +4448,7 @@
           <w:color w:val="1A1A1A"/>
           <w:sz w:val="22"/>
         </w:rPr>
-        <w:t xml:space="preserve">   —   anything that holds part of an expression together and is finished first: ( ), [ ], the radical bar, the fraction bar</w:t>
+        <w:t xml:space="preserve">   —   anything that holds part of an expression together: ( ), [ ], the radical bar, the fraction bar</w:t>
       </w:r>
     </w:p>
     <w:p>
